--- a/word_reports/LP_0005_위치_292_Various Artists_Great Ope.docx
+++ b/word_reports/LP_0005_위치_292_Various Artists_Great Ope.docx
@@ -4,7 +4,7 @@
   <w:body>
     <w:p>
       <w:pPr>
-        <w:spacing w:after="280"/>
+        <w:spacing w:after="80"/>
       </w:pPr>
       <w:r>
         <w:rPr w:rFonts="맑은 고딕">
@@ -13,94 +13,47 @@
           <w:color w:val="1E3A8A"/>
           <w:sz w:val="30"/>
         </w:rPr>
-        <w:t>[292] Various Artists - Great Opera Choruses</w:t>
+        <w:t>Various Artists - Great Opera Choruses</w:t>
       </w:r>
     </w:p>
     <w:p>
       <w:pPr>
-        <w:spacing w:after="320"/>
+        <w:spacing w:after="240"/>
       </w:pPr>
       <w:r>
         <w:rPr w:rFonts="맑은 고딕">
           <w:rFonts w:ascii="맑은 고딕" w:hAnsi="맑은 고딕" w:eastAsia="맑은 고딕"/>
           <w:b/>
-          <w:sz w:val="20"/>
+          <w:color w:val="4B5563"/>
+          <w:sz w:val="22"/>
         </w:rPr>
-        <w:t>■ 위치 : 292</w:t>
-        <w:br/>
-      </w:r>
-      <w:r>
-        <w:rPr w:rFonts="맑은 고딕">
-          <w:rFonts w:ascii="맑은 고딕" w:hAnsi="맑은 고딕" w:eastAsia="맑은 고딕"/>
-          <w:b/>
-          <w:sz w:val="20"/>
-        </w:rPr>
-        <w:t>■ 아티스트 : Various Artists</w:t>
-        <w:br/>
-      </w:r>
-      <w:r>
-        <w:rPr w:rFonts="맑은 고딕">
-          <w:rFonts w:ascii="맑은 고딕" w:hAnsi="맑은 고딕" w:eastAsia="맑은 고딕"/>
-          <w:b/>
-          <w:sz w:val="20"/>
-        </w:rPr>
-        <w:t>■ 앨범명 : Great Opera Choruses</w:t>
-        <w:br/>
-      </w:r>
-      <w:r>
-        <w:rPr w:rFonts="맑은 고딕">
-          <w:rFonts w:ascii="맑은 고딕" w:hAnsi="맑은 고딕" w:eastAsia="맑은 고딕"/>
-          <w:b w:val="0"/>
-          <w:sz w:val="20"/>
-        </w:rPr>
-        <w:t>■ 음반 레이블 : Decca Records</w:t>
-        <w:br/>
-      </w:r>
-      <w:r>
-        <w:rPr w:rFonts="맑은 고딕">
-          <w:rFonts w:ascii="맑은 고딕" w:hAnsi="맑은 고딕" w:eastAsia="맑은 고딕"/>
-          <w:b w:val="0"/>
-          <w:sz w:val="20"/>
-        </w:rPr>
-        <w:t>■ 발매년도 : 1972</w:t>
-        <w:br/>
-      </w:r>
-      <w:r>
-        <w:rPr w:rFonts="맑은 고딕">
-          <w:rFonts w:ascii="맑은 고딕" w:hAnsi="맑은 고딕" w:eastAsia="맑은 고딕"/>
-          <w:b w:val="0"/>
-          <w:sz w:val="20"/>
-        </w:rPr>
-        <w:t>■ 장르 : 클래식 / 오페라 / 합창 음악</w:t>
-        <w:br/>
-      </w:r>
-      <w:r>
-        <w:rPr w:rFonts="맑은 고딕">
-          <w:rFonts w:ascii="맑은 고딕" w:hAnsi="맑은 고딕" w:eastAsia="맑은 고딕"/>
-          <w:b w:val="0"/>
-          <w:sz w:val="20"/>
-        </w:rPr>
-        <w:t>■ 주요 수록곡 : 1. 베르디: &lt;나부코&gt; - "내 마음아, 금빛 날개를 타고 날아가라" (히브리 노예들의 합창)</w:t>
-        <w:br/>
+        <w:t>위치 :  292</w:t>
       </w:r>
     </w:p>
     <w:p>
       <w:pPr>
-        <w:spacing w:after="160"/>
+        <w:spacing w:line="324" w:lineRule="auto" w:before="80" w:after="160"/>
       </w:pPr>
       <w:r>
         <w:rPr w:rFonts="맑은 고딕">
           <w:rFonts w:ascii="맑은 고딕" w:hAnsi="맑은 고딕" w:eastAsia="맑은 고딕"/>
           <w:b/>
           <w:color w:val="1F2937"/>
-          <w:sz w:val="24"/>
+          <w:sz w:val="22"/>
         </w:rPr>
-        <w:t>■ 음반 해설 및 감상 가이드</w:t>
+        <w:t xml:space="preserve">[음반 소개] </w:t>
+      </w:r>
+      <w:r>
+        <w:rPr w:rFonts="맑은 고딕">
+          <w:rFonts w:ascii="맑은 고딕" w:hAnsi="맑은 고딕" w:eastAsia="맑은 고딕"/>
+          <w:b w:val="0"/>
+          <w:sz w:val="21"/>
+        </w:rPr>
       </w:r>
     </w:p>
     <w:p>
       <w:pPr>
-        <w:spacing w:line="312" w:lineRule="auto" w:after="120"/>
+        <w:spacing w:line="324" w:lineRule="auto" w:after="120"/>
       </w:pPr>
       <w:r>
         <w:rPr w:rFonts="맑은 고딕">
@@ -108,51 +61,516 @@
           <w:b w:val="0"/>
           <w:sz w:val="21"/>
         </w:rPr>
-        <w:t>오페라 역사상 가장 찬란하게 빛나는 명작들의 합창 대목만을 엄선하여 담아낸 이 음반은, 극적인 긴장감과 웅장한 가창의 진수를 선사하는 클래식 컴필레이션 LP의 명반입니다. 오페라 무대에서 합창은 단순한 배경 음악을 넘어, 민중의 목소이자 시대의 정신, 그리고 극의 흐름을 주도하는 '또 하나의 주인공'으로 기능합니다. 본 앨범은 19세기를 풍미했던 베르디, 바그너, 비제, 푸치니 등 거장들의 대표작 속에서 가장 널리 사랑받아 온 명합창곡들을 한데 모아 아날로그 LP 특유의 깊고 풍성한 울림으로 재현해 냈습니다.</w:t>
+        <w:t>인간의 목소리가 빚어낼 수 있는 가장 장엄하고 숭고한 드라마, 오페라 합창의 정수를 한 장의 바이닐에 담아낸 기념비적인 음반입니다. 베르디의 비장미 넘치는 서사부터 바그너의 웅혼한 영적 울림에 이르기까지, 시대를 초월해 울려 퍼지는 군중의 환희와 비탄이 농밀한 아날로그 사운드로 되살아납니다. 당대 최고의 지휘자들과 명문 오페라 극장 합창단이 빚어낸 이 음향의 파노라마는 단순한 모음곡집을 넘어 무대 예술의 가장 찬란한 순간들을 관통하는 깊은 감동의 여정을 선사합니다. 한 편의 서사시처럼 굽이치는 웅장한 선율은 고단한 일상을 잊게 하고, 영혼을 정화하는 벅찬 카타르시스를 안겨줍니다.</w:t>
       </w:r>
     </w:p>
     <w:p>
       <w:pPr>
-        <w:spacing w:line="312" w:lineRule="auto" w:after="120"/>
+        <w:spacing w:line="324" w:lineRule="auto" w:before="200" w:after="80"/>
       </w:pPr>
+      <w:r>
+        <w:rPr w:rFonts="맑은 고딕">
+          <w:rFonts w:ascii="맑은 고딕" w:hAnsi="맑은 고딕" w:eastAsia="맑은 고딕"/>
+          <w:b/>
+          <w:color w:val="1E3A8A"/>
+          <w:sz w:val="24"/>
+        </w:rPr>
+        <w:t>1. 음반 데이터</w:t>
+      </w:r>
+    </w:p>
+    <w:p>
+      <w:pPr>
+        <w:spacing w:line="324" w:lineRule="auto" w:after="80"/>
+      </w:pPr>
+      <w:r>
+        <w:rPr w:rFonts="맑은 고딕">
+          <w:rFonts w:ascii="맑은 고딕" w:hAnsi="맑은 고딕" w:eastAsia="맑은 고딕"/>
+          <w:b w:val="0"/>
+          <w:color w:val="6B7280"/>
+          <w:sz w:val="21"/>
+        </w:rPr>
+        <w:t xml:space="preserve">· </w:t>
+      </w:r>
+      <w:r>
+        <w:rPr w:rFonts="맑은 고딕">
+          <w:rFonts w:ascii="맑은 고딕" w:hAnsi="맑은 고딕" w:eastAsia="맑은 고딕"/>
+          <w:b/>
+          <w:color w:val="1F2937"/>
+          <w:sz w:val="21"/>
+        </w:rPr>
+        <w:t xml:space="preserve">앨범명: </w:t>
+      </w:r>
       <w:r>
         <w:rPr w:rFonts="맑은 고딕">
           <w:rFonts w:ascii="맑은 고딕" w:hAnsi="맑은 고딕" w:eastAsia="맑은 고딕"/>
           <w:b w:val="0"/>
           <w:sz w:val="21"/>
         </w:rPr>
-        <w:t>세계 최고봉의 오페라 극장 합창단과 명문 오케스트라가 참여한 이 음반은 절정의 예술적 완성도를 자랑합니다. 거장 지휘자의 정교한 리드 아래 펼쳐지는 합창은 섬세한 피아니시모(pp)의 아련함부터 감정이 폭발하는 포르티시모(ff)의 장엄함에 이르기까지 다채로운 음영의 스펙트럼을 그려냅니다. 단원들의 완벽한 호흡과 뛰어난 음향 설계를 자랑하는 명홀에서 녹음된 입체적인 공간감은, 감상자로 하여금 마치 고전 오페라 극장의 로열석에 앉아 있는 듯한 압도적인 현장감을 선사합니다.</w:t>
+        <w:t>Great Opera Choruses</w:t>
       </w:r>
     </w:p>
     <w:p>
       <w:pPr>
-        <w:spacing w:line="312" w:lineRule="auto" w:after="120"/>
+        <w:spacing w:line="324" w:lineRule="auto" w:after="80"/>
       </w:pPr>
+      <w:r>
+        <w:rPr w:rFonts="맑은 고딕">
+          <w:rFonts w:ascii="맑은 고딕" w:hAnsi="맑은 고딕" w:eastAsia="맑은 고딕"/>
+          <w:b w:val="0"/>
+          <w:color w:val="6B7280"/>
+          <w:sz w:val="21"/>
+        </w:rPr>
+        <w:t xml:space="preserve">· </w:t>
+      </w:r>
+      <w:r>
+        <w:rPr w:rFonts="맑은 고딕">
+          <w:rFonts w:ascii="맑은 고딕" w:hAnsi="맑은 고딕" w:eastAsia="맑은 고딕"/>
+          <w:b/>
+          <w:color w:val="1F2937"/>
+          <w:sz w:val="21"/>
+        </w:rPr>
+        <w:t xml:space="preserve">아티스트: </w:t>
+      </w:r>
       <w:r>
         <w:rPr w:rFonts="맑은 고딕">
           <w:rFonts w:ascii="맑은 고딕" w:hAnsi="맑은 고딕" w:eastAsia="맑은 고딕"/>
           <w:b w:val="0"/>
           <w:sz w:val="21"/>
         </w:rPr>
-        <w:t>수록곡 하나하나가 서양 음악사의 불멸의 유산입니다. 베르디 &lt;나부코&gt;의 '히브리 노예들의 합창'은 조국을 잃은 민중의 숭고한 슬픔과 희망을 애절하면서도 웅혼한 선율로 풀어내며, &lt;일 트로바토레&gt;의 '대장간의 합창'은 정교한 타악기와 민중의 강렬한 음성이 어우러져 리드미컬하고 활력 넘치는 에너지를 전합니다. 나아가 바그너 &lt;탄호이저&gt;의 '순례자의 합창'이 주는 신성한 구원의 울림과 푸치니 &lt;나비부인&gt;의 '허밍 합창'이 자아내는 아련하고 정적인 서정성은 오페라 합창이 가질 수 있는 극과 극의 매력을 선명하게 대조해 보여줍니다.</w:t>
+        <w:t>Various Artists</w:t>
       </w:r>
     </w:p>
     <w:p>
       <w:pPr>
-        <w:spacing w:line="312" w:lineRule="auto" w:after="120"/>
+        <w:spacing w:line="324" w:lineRule="auto" w:after="80"/>
       </w:pPr>
+      <w:r>
+        <w:rPr w:rFonts="맑은 고딕">
+          <w:rFonts w:ascii="맑은 고딕" w:hAnsi="맑은 고딕" w:eastAsia="맑은 고딕"/>
+          <w:b w:val="0"/>
+          <w:color w:val="6B7280"/>
+          <w:sz w:val="21"/>
+        </w:rPr>
+        <w:t xml:space="preserve">· </w:t>
+      </w:r>
+      <w:r>
+        <w:rPr w:rFonts="맑은 고딕">
+          <w:rFonts w:ascii="맑은 고딕" w:hAnsi="맑은 고딕" w:eastAsia="맑은 고딕"/>
+          <w:b/>
+          <w:color w:val="1F2937"/>
+          <w:sz w:val="21"/>
+        </w:rPr>
+        <w:t xml:space="preserve">발매 정보: </w:t>
+      </w:r>
       <w:r>
         <w:rPr w:rFonts="맑은 고딕">
           <w:rFonts w:ascii="맑은 고딕" w:hAnsi="맑은 고딕" w:eastAsia="맑은 고딕"/>
           <w:b w:val="0"/>
           <w:sz w:val="21"/>
         </w:rPr>
-        <w:t>아날로그 LP 매체로서 이 음반이 지닌 독보적인 가치는 묵직한 중저음의 베이스와 오케스트라의 금관, 그리고 합창단의 다채로운 성부가 이루는 뛰어난 음향적 밸런스에 있습니다. 디지털 음원에서는 체감하기 힘든 정위감과 고음역대의 자연스러운 잔향은 인간의 목소리가 모여 이루는 최고조의 화음이 얼마나 거대한 감동을 줄 수 있는지를 증명합니다. 음악사를 관통하는 거대한 서사와 숭고한 보컬 아트를 함께 음미하고자 하는 음악 애호가에게 깊은 울림과 안식을 안겨주는 소중한 명반입니다.</w:t>
+        <w:t>클래식 레코드의 황금기를 주도했던 메이저 음반사가 당대 최고의 전속 오페라 극장 합창단 및 오케스트라의 역사적 명연들을 엄선하여 기획·발매한 명반입니다. 오페라 전곡 음반 중에서도 음향적 완성도와 예술적 성취가 가장 뛰어난 합창 트랙만을 아날로그 마스터 테이프에서 정밀하게 리마스터링하여 수록하였습니다.</w:t>
+      </w:r>
+    </w:p>
+    <w:p>
+      <w:pPr>
+        <w:spacing w:line="324" w:lineRule="auto" w:after="80"/>
+      </w:pPr>
+      <w:r>
+        <w:rPr w:rFonts="맑은 고딕">
+          <w:rFonts w:ascii="맑은 고딕" w:hAnsi="맑은 고딕" w:eastAsia="맑은 고딕"/>
+          <w:b w:val="0"/>
+          <w:color w:val="6B7280"/>
+          <w:sz w:val="21"/>
+        </w:rPr>
+        <w:t xml:space="preserve">· </w:t>
+      </w:r>
+      <w:r>
+        <w:rPr w:rFonts="맑은 고딕">
+          <w:rFonts w:ascii="맑은 고딕" w:hAnsi="맑은 고딕" w:eastAsia="맑은 고딕"/>
+          <w:b/>
+          <w:color w:val="1F2937"/>
+          <w:sz w:val="21"/>
+        </w:rPr>
+        <w:t xml:space="preserve">LP 인기도(판매량): </w:t>
+      </w:r>
+      <w:r>
+        <w:rPr w:rFonts="맑은 고딕">
+          <w:rFonts w:ascii="맑은 고딕" w:hAnsi="맑은 고딕" w:eastAsia="맑은 고딕"/>
+          <w:b w:val="0"/>
+          <w:sz w:val="21"/>
+        </w:rPr>
+        <w:t>발매 당시 클래식 애호가는 물론 교양 음악을 갈망하던 대중들에게 폭발적인 사랑을 받으며 장기간 클래식 LP 베스트셀러 상위권을 지켰습니다. 전 세계적으로 수십만 장 이상의 판매고를 올리며 오페라 입문자들에게는 필청 음반으로, 오디오파일들에게는 탁월한 데모 디스크로 확고히 자리 잡았습니다.</w:t>
+      </w:r>
+    </w:p>
+    <w:p>
+      <w:pPr>
+        <w:spacing w:line="324" w:lineRule="auto" w:after="80"/>
+      </w:pPr>
+      <w:r>
+        <w:rPr w:rFonts="맑은 고딕">
+          <w:rFonts w:ascii="맑은 고딕" w:hAnsi="맑은 고딕" w:eastAsia="맑은 고딕"/>
+          <w:b w:val="0"/>
+          <w:color w:val="6B7280"/>
+          <w:sz w:val="21"/>
+        </w:rPr>
+        <w:t xml:space="preserve">· </w:t>
+      </w:r>
+      <w:r>
+        <w:rPr w:rFonts="맑은 고딕">
+          <w:rFonts w:ascii="맑은 고딕" w:hAnsi="맑은 고딕" w:eastAsia="맑은 고딕"/>
+          <w:b/>
+          <w:color w:val="1F2937"/>
+          <w:sz w:val="21"/>
+        </w:rPr>
+        <w:t xml:space="preserve">각종 수상경력: </w:t>
+      </w:r>
+      <w:r>
+        <w:rPr w:rFonts="맑은 고딕">
+          <w:rFonts w:ascii="맑은 고딕" w:hAnsi="맑은 고딕" w:eastAsia="맑은 고딕"/>
+          <w:b w:val="0"/>
+          <w:sz w:val="21"/>
+        </w:rPr>
+        <w:t>수록된 각 악장의 원반들은 발매 당시 프랑스 ACC 디스크 대상(Grand Prix du Disque), 영국 그라모폰(Gramophone) 어워드 등 세계 유수의 음반상을 휩쓸며 비평계로부터 불멸의 명연으로 공인받았습니다.</w:t>
+      </w:r>
+    </w:p>
+    <w:p>
+      <w:pPr>
+        <w:spacing w:line="324" w:lineRule="auto" w:before="200" w:after="80"/>
+      </w:pPr>
+      <w:r>
+        <w:rPr w:rFonts="맑은 고딕">
+          <w:rFonts w:ascii="맑은 고딕" w:hAnsi="맑은 고딕" w:eastAsia="맑은 고딕"/>
+          <w:b/>
+          <w:color w:val="1E3A8A"/>
+          <w:sz w:val="24"/>
+        </w:rPr>
+        <w:t>2. 아티스트 정보</w:t>
+      </w:r>
+    </w:p>
+    <w:p>
+      <w:pPr>
+        <w:spacing w:line="324" w:lineRule="auto" w:after="80"/>
+      </w:pPr>
+      <w:r>
+        <w:rPr w:rFonts="맑은 고딕">
+          <w:rFonts w:ascii="맑은 고딕" w:hAnsi="맑은 고딕" w:eastAsia="맑은 고딕"/>
+          <w:b w:val="0"/>
+          <w:color w:val="6B7280"/>
+          <w:sz w:val="21"/>
+        </w:rPr>
+        <w:t xml:space="preserve">· </w:t>
+      </w:r>
+      <w:r>
+        <w:rPr w:rFonts="맑은 고딕">
+          <w:rFonts w:ascii="맑은 고딕" w:hAnsi="맑은 고딕" w:eastAsia="맑은 고딕"/>
+          <w:b/>
+          <w:color w:val="1F2937"/>
+          <w:sz w:val="21"/>
+        </w:rPr>
+        <w:t xml:space="preserve">국적: </w:t>
+      </w:r>
+      <w:r>
+        <w:rPr w:rFonts="맑은 고딕">
+          <w:rFonts w:ascii="맑은 고딕" w:hAnsi="맑은 고딕" w:eastAsia="맑은 고딕"/>
+          <w:b w:val="0"/>
+          <w:sz w:val="21"/>
+        </w:rPr>
+        <w:t>다국적 (이탈리아, 독일, 오스트리아, 영국 등 유럽 유수 명문 극장 연합)</w:t>
+      </w:r>
+    </w:p>
+    <w:p>
+      <w:pPr>
+        <w:spacing w:line="324" w:lineRule="auto" w:after="80"/>
+      </w:pPr>
+      <w:r>
+        <w:rPr w:rFonts="맑은 고딕">
+          <w:rFonts w:ascii="맑은 고딕" w:hAnsi="맑은 고딕" w:eastAsia="맑은 고딕"/>
+          <w:b w:val="0"/>
+          <w:color w:val="6B7280"/>
+          <w:sz w:val="21"/>
+        </w:rPr>
+        <w:t xml:space="preserve">· </w:t>
+      </w:r>
+      <w:r>
+        <w:rPr w:rFonts="맑은 고딕">
+          <w:rFonts w:ascii="맑은 고딕" w:hAnsi="맑은 고딕" w:eastAsia="맑은 고딕"/>
+          <w:b/>
+          <w:color w:val="1F2937"/>
+          <w:sz w:val="21"/>
+        </w:rPr>
+        <w:t xml:space="preserve">생몰년도: </w:t>
+      </w:r>
+      <w:r>
+        <w:rPr w:rFonts="맑은 고딕">
+          <w:rFonts w:ascii="맑은 고딕" w:hAnsi="맑은 고딕" w:eastAsia="맑은 고딕"/>
+          <w:b w:val="0"/>
+          <w:sz w:val="21"/>
+        </w:rPr>
+        <w:t>해당 없음 (클래식 황금기 거장 및 오페라 연주 단체 아카이브)</w:t>
+      </w:r>
+    </w:p>
+    <w:p>
+      <w:pPr>
+        <w:spacing w:line="324" w:lineRule="auto" w:after="80"/>
+      </w:pPr>
+      <w:r>
+        <w:rPr w:rFonts="맑은 고딕">
+          <w:rFonts w:ascii="맑은 고딕" w:hAnsi="맑은 고딕" w:eastAsia="맑은 고딕"/>
+          <w:b w:val="0"/>
+          <w:color w:val="6B7280"/>
+          <w:sz w:val="21"/>
+        </w:rPr>
+        <w:t xml:space="preserve">· </w:t>
+      </w:r>
+      <w:r>
+        <w:rPr w:rFonts="맑은 고딕">
+          <w:rFonts w:ascii="맑은 고딕" w:hAnsi="맑은 고딕" w:eastAsia="맑은 고딕"/>
+          <w:b/>
+          <w:color w:val="1F2937"/>
+          <w:sz w:val="21"/>
+        </w:rPr>
+        <w:t xml:space="preserve">그룹 소속: </w:t>
+      </w:r>
+      <w:r>
+        <w:rPr w:rFonts="맑은 고딕">
+          <w:rFonts w:ascii="맑은 고딕" w:hAnsi="맑은 고딕" w:eastAsia="맑은 고딕"/>
+          <w:b w:val="0"/>
+          <w:sz w:val="21"/>
+        </w:rPr>
+        <w:t>세계 정상급 오페라 극장 합창단 및 심포니 오케스트라</w:t>
+      </w:r>
+    </w:p>
+    <w:p>
+      <w:pPr>
+        <w:spacing w:line="324" w:lineRule="auto" w:after="80"/>
+      </w:pPr>
+      <w:r>
+        <w:rPr w:rFonts="맑은 고딕">
+          <w:rFonts w:ascii="맑은 고딕" w:hAnsi="맑은 고딕" w:eastAsia="맑은 고딕"/>
+          <w:b w:val="0"/>
+          <w:color w:val="6B7280"/>
+          <w:sz w:val="21"/>
+        </w:rPr>
+        <w:t xml:space="preserve">· </w:t>
+      </w:r>
+      <w:r>
+        <w:rPr w:rFonts="맑은 고딕">
+          <w:rFonts w:ascii="맑은 고딕" w:hAnsi="맑은 고딕" w:eastAsia="맑은 고딕"/>
+          <w:b/>
+          <w:color w:val="1F2937"/>
+          <w:sz w:val="21"/>
+        </w:rPr>
+        <w:t xml:space="preserve">아티스트 소개: </w:t>
+      </w:r>
+      <w:r>
+        <w:rPr w:rFonts="맑은 고딕">
+          <w:rFonts w:ascii="맑은 고딕" w:hAnsi="맑은 고딕" w:eastAsia="맑은 고딕"/>
+          <w:b w:val="0"/>
+          <w:sz w:val="21"/>
+        </w:rPr>
+        <w:t>라 스칼라 극장, 빈 국립 오페라, 코벤트 가든 왕립 오페라 등 유럽 오페라 역사를 이끌어온 정상급 합창단과 전설적인 거장 지휘자들이 대거 참여하였습니다. 수십 명에서 백여 명에 이르는 합창 단원들이 뿜어내는 일체화된 하모니와 완벽한 다이내믹 컨트롤은 오페라 합창이 도달할 수 있는 미학적 정점을 유감없이 보여줍니다. 이들이 빚어낸 소리의 결은 후대의 어떤 디지털 녹음으로도 쉽게 대체할 수 없는 찬란한 음악적 위상을 지닙니다.</w:t>
+      </w:r>
+    </w:p>
+    <w:p>
+      <w:pPr>
+        <w:spacing w:line="324" w:lineRule="auto" w:before="200" w:after="80"/>
+      </w:pPr>
+      <w:r>
+        <w:rPr w:rFonts="맑은 고딕">
+          <w:rFonts w:ascii="맑은 고딕" w:hAnsi="맑은 고딕" w:eastAsia="맑은 고딕"/>
+          <w:b/>
+          <w:color w:val="1E3A8A"/>
+          <w:sz w:val="24"/>
+        </w:rPr>
+        <w:t>3. 음반 상세 분석</w:t>
+      </w:r>
+    </w:p>
+    <w:p>
+      <w:pPr>
+        <w:spacing w:line="324" w:lineRule="auto" w:after="80"/>
+      </w:pPr>
+      <w:r>
+        <w:rPr w:rFonts="맑은 고딕">
+          <w:rFonts w:ascii="맑은 고딕" w:hAnsi="맑은 고딕" w:eastAsia="맑은 고딕"/>
+          <w:b w:val="0"/>
+          <w:color w:val="6B7280"/>
+          <w:sz w:val="21"/>
+        </w:rPr>
+        <w:t xml:space="preserve">· </w:t>
+      </w:r>
+      <w:r>
+        <w:rPr w:rFonts="맑은 고딕">
+          <w:rFonts w:ascii="맑은 고딕" w:hAnsi="맑은 고딕" w:eastAsia="맑은 고딕"/>
+          <w:b/>
+          <w:color w:val="1F2937"/>
+          <w:sz w:val="21"/>
+        </w:rPr>
+        <w:t xml:space="preserve">역사적 위치: </w:t>
+      </w:r>
+      <w:r>
+        <w:rPr w:rFonts="맑은 고딕">
+          <w:rFonts w:ascii="맑은 고딕" w:hAnsi="맑은 고딕" w:eastAsia="맑은 고딕"/>
+          <w:b w:val="0"/>
+          <w:sz w:val="21"/>
+        </w:rPr>
+        <w:t>독창자의 아리아에 집중되던 대중적 오페라 감상의 지평을 '합창'이라는 거대한 음악적 서사로 확장시킨 교량 역할을 한 앨범입니다. 오페라사에서 가장 극적이고 상징적인 합창곡들을 한데 엮음으로써, 19세기 낭만주의 오페라가 지향했던 집단적 카타르시스와 관현악적 스케일을 단번에 조망할 수 있는 사료적 가치를 지닙니다.</w:t>
+      </w:r>
+    </w:p>
+    <w:p>
+      <w:pPr>
+        <w:spacing w:line="324" w:lineRule="auto" w:after="80"/>
+      </w:pPr>
+      <w:r>
+        <w:rPr w:rFonts="맑은 고딕">
+          <w:rFonts w:ascii="맑은 고딕" w:hAnsi="맑은 고딕" w:eastAsia="맑은 고딕"/>
+          <w:b w:val="0"/>
+          <w:color w:val="6B7280"/>
+          <w:sz w:val="21"/>
+        </w:rPr>
+        <w:t xml:space="preserve">· </w:t>
+      </w:r>
+      <w:r>
+        <w:rPr w:rFonts="맑은 고딕">
+          <w:rFonts w:ascii="맑은 고딕" w:hAnsi="맑은 고딕" w:eastAsia="맑은 고딕"/>
+          <w:b/>
+          <w:color w:val="1F2937"/>
+          <w:sz w:val="21"/>
+        </w:rPr>
+        <w:t xml:space="preserve">시대의 흔적(스토리텔링): </w:t>
+      </w:r>
+      <w:r>
+        <w:rPr w:rFonts="맑은 고딕">
+          <w:rFonts w:ascii="맑은 고딕" w:hAnsi="맑은 고딕" w:eastAsia="맑은 고딕"/>
+          <w:b w:val="0"/>
+          <w:sz w:val="21"/>
+        </w:rPr>
+        <w:t>거실 한편에 턴테이블을 갖추고 품격 있는 클래식 음악을 향유하는 것이 지적·정서적 풍요의 상징이던 아날로그 황금기의 낭만이 깃들어 있습니다. 격동과 산업화의 시대를 살아내던 음악 애호가들에게 오페라 합창 특유의 웅장한 집단적 에너지는 고단한 현실을 위로하고 가슴 벅찬 용기를 건네던 따스한 안식처였습니다.</w:t>
+      </w:r>
+    </w:p>
+    <w:p>
+      <w:pPr>
+        <w:spacing w:line="324" w:lineRule="auto" w:before="200" w:after="80"/>
+      </w:pPr>
+      <w:r>
+        <w:rPr w:rFonts="맑은 고딕">
+          <w:rFonts w:ascii="맑은 고딕" w:hAnsi="맑은 고딕" w:eastAsia="맑은 고딕"/>
+          <w:b/>
+          <w:color w:val="1E3A8A"/>
+          <w:sz w:val="24"/>
+        </w:rPr>
+        <w:t>4. 주요 수록곡 및 감상 제언</w:t>
+      </w:r>
+    </w:p>
+    <w:p>
+      <w:pPr>
+        <w:spacing w:line="324" w:lineRule="auto" w:after="80"/>
+      </w:pPr>
+      <w:r>
+        <w:rPr w:rFonts="맑은 고딕">
+          <w:rFonts w:ascii="맑은 고딕" w:hAnsi="맑은 고딕" w:eastAsia="맑은 고딕"/>
+          <w:b w:val="0"/>
+          <w:color w:val="6B7280"/>
+          <w:sz w:val="21"/>
+        </w:rPr>
+        <w:t xml:space="preserve">· </w:t>
+      </w:r>
+      <w:r>
+        <w:rPr w:rFonts="맑은 고딕">
+          <w:rFonts w:ascii="맑은 고딕" w:hAnsi="맑은 고딕" w:eastAsia="맑은 고딕"/>
+          <w:b/>
+          <w:color w:val="1F2937"/>
+          <w:sz w:val="21"/>
+        </w:rPr>
+        <w:t xml:space="preserve">주요 수록곡 특징: </w:t>
+      </w:r>
+      <w:r>
+        <w:rPr w:rFonts="맑은 고딕">
+          <w:rFonts w:ascii="맑은 고딕" w:hAnsi="맑은 고딕" w:eastAsia="맑은 고딕"/>
+          <w:b w:val="0"/>
+          <w:sz w:val="21"/>
+        </w:rPr>
+        <w:t>베르디의 《나부코》 중 '히브리 노예들의 합창(Va, pensiero)'은 조국을 잃은 민족의 비애와 희망을 절제되면서도 가슴 저릿한 서정성으로 그려내며, 《일 트로바토레》의 '대장간의 합창'은 타악기와 합창이 어우러져 폭발적인 리듬감을 뿜어냅니다. 또한 바그너의 《탄호이저》 중 '순례자의 합창'은 엄숙하면서도 성스러운 신비로움을 자아내며, 비제의 《카르멘》이나 마스카니의 《카발레리아 루스티카나》의 부활절 합창에 이르기까지 전 곡이 드라마틱한 기승전결을 이룹니다.</w:t>
+      </w:r>
+    </w:p>
+    <w:p>
+      <w:pPr>
+        <w:spacing w:line="324" w:lineRule="auto" w:after="80"/>
+      </w:pPr>
+      <w:r>
+        <w:rPr w:rFonts="맑은 고딕">
+          <w:rFonts w:ascii="맑은 고딕" w:hAnsi="맑은 고딕" w:eastAsia="맑은 고딕"/>
+          <w:b w:val="0"/>
+          <w:color w:val="6B7280"/>
+          <w:sz w:val="21"/>
+        </w:rPr>
+        <w:t xml:space="preserve">· </w:t>
+      </w:r>
+      <w:r>
+        <w:rPr w:rFonts="맑은 고딕">
+          <w:rFonts w:ascii="맑은 고딕" w:hAnsi="맑은 고딕" w:eastAsia="맑은 고딕"/>
+          <w:b/>
+          <w:color w:val="1F2937"/>
+          <w:sz w:val="21"/>
+        </w:rPr>
+        <w:t xml:space="preserve">빈티지 감상 제언: </w:t>
+      </w:r>
+      <w:r>
+        <w:rPr w:rFonts="맑은 고딕">
+          <w:rFonts w:ascii="맑은 고딕" w:hAnsi="맑은 고딕" w:eastAsia="맑은 고딕"/>
+          <w:b w:val="0"/>
+          <w:sz w:val="21"/>
+        </w:rPr>
+        <w:t>진공관 앰프의 온기 어린 질감과 턴테이블의 카트리지가 만났을 때, 합창 단원들의 호흡 하나하나와 무대의 깊이감이 놀라운 입체감(Soundstage)으로 피어납니다. 대편성 합창이 포르티시모로 치닫는 순간에도 아날로그 바이닐 특유의 자연스러운 다이내믹 레인지와 두터운 중역대가 자극적이지 않고 풍성하게 공간을 채우므로, 조명을 낮추고 온전히 볼륨을 높여 감상하시기를 권합니다.</w:t>
+      </w:r>
+    </w:p>
+    <w:p>
+      <w:pPr>
+        <w:spacing w:line="324" w:lineRule="auto" w:after="80"/>
+      </w:pPr>
+      <w:r>
+        <w:rPr w:rFonts="맑은 고딕">
+          <w:rFonts w:ascii="맑은 고딕" w:hAnsi="맑은 고딕" w:eastAsia="맑은 고딕"/>
+          <w:b w:val="0"/>
+          <w:color w:val="6B7280"/>
+          <w:sz w:val="21"/>
+        </w:rPr>
+        <w:t xml:space="preserve">· </w:t>
+      </w:r>
+      <w:r>
+        <w:rPr w:rFonts="맑은 고딕">
+          <w:rFonts w:ascii="맑은 고딕" w:hAnsi="맑은 고딕" w:eastAsia="맑은 고딕"/>
+          <w:b/>
+          <w:color w:val="1F2937"/>
+          <w:sz w:val="21"/>
+        </w:rPr>
+        <w:t xml:space="preserve">소장 가치: </w:t>
+      </w:r>
+      <w:r>
+        <w:rPr w:rFonts="맑은 고딕">
+          <w:rFonts w:ascii="맑은 고딕" w:hAnsi="맑은 고딕" w:eastAsia="맑은 고딕"/>
+          <w:b w:val="0"/>
+          <w:sz w:val="21"/>
+        </w:rPr>
+        <w:t>세계적인 명문 오페라 합창단의 전성기적 기량을 단 한 장의 LP로 완벽하게 소장할 수 있다는 점에서 대체 불가능한 아날로그 명반입니다. 음반 표지의 고풍스러운 아우라와 더불어 세월이 흐를수록 깊이를 더해가는 오페라 합창의 숭고한 미학은 정통 바이닐 컬렉터의 서가를 더욱 격조 높게 빛내줄 보물입니다.</w:t>
+      </w:r>
+    </w:p>
+    <w:p>
+      <w:pPr>
+        <w:spacing w:line="324" w:lineRule="auto" w:after="120" w:before="160"/>
+      </w:pPr>
+      <w:r>
+        <w:rPr w:rFonts="맑은 고딕">
+          <w:rFonts w:ascii="맑은 고딕" w:hAnsi="맑은 고딕" w:eastAsia="맑은 고딕"/>
+          <w:b/>
+          <w:color w:val="4338CA"/>
+          <w:sz w:val="21"/>
+        </w:rPr>
+        <w:t>이 음반을 통해 수많은 영혼이 한목소리로 빚어낸 거대한 감동과 전율의 순간이 전해주는 감동을 다시 한번 경험해 보시는 것은 어떨까요?</w:t>
       </w:r>
     </w:p>
     <w:sectPr>
       <w:pgSz w:w="12240" w:h="15840"/>
-      <w:pgMar w:top="1440" w:right="1440" w:bottom="1440" w:left="1440" w:header="720" w:footer="720" w:gutter="0"/>
+      <w:pgMar w:top="1152" w:right="1296" w:bottom="1152" w:left="1296" w:header="720" w:footer="720" w:gutter="0"/>
       <w:cols w:space="720"/>
       <w:docGrid w:linePitch="360"/>
     </w:sectPr>

--- a/word_reports/LP_0005_위치_292_Various Artists_Great Ope.docx
+++ b/word_reports/LP_0005_위치_292_Various Artists_Great Ope.docx
@@ -32,7 +32,7 @@
     </w:p>
     <w:p>
       <w:pPr>
-        <w:spacing w:line="324" w:lineRule="auto" w:before="80" w:after="160"/>
+        <w:spacing w:line="324" w:lineRule="auto" w:before="80" w:after="120"/>
       </w:pPr>
       <w:r>
         <w:rPr w:rFonts="맑은 고딕">
@@ -42,13 +42,6 @@
           <w:sz w:val="22"/>
         </w:rPr>
         <w:t xml:space="preserve">[음반 소개] </w:t>
-      </w:r>
-      <w:r>
-        <w:rPr w:rFonts="맑은 고딕">
-          <w:rFonts w:ascii="맑은 고딕" w:hAnsi="맑은 고딕" w:eastAsia="맑은 고딕"/>
-          <w:b w:val="0"/>
-          <w:sz w:val="21"/>
-        </w:rPr>
       </w:r>
     </w:p>
     <w:p>
@@ -61,7 +54,33 @@
           <w:b w:val="0"/>
           <w:sz w:val="21"/>
         </w:rPr>
-        <w:t>인간의 목소리가 빚어낼 수 있는 가장 장엄하고 숭고한 드라마, 오페라 합창의 정수를 한 장의 바이닐에 담아낸 기념비적인 음반입니다. 베르디의 비장미 넘치는 서사부터 바그너의 웅혼한 영적 울림에 이르기까지, 시대를 초월해 울려 퍼지는 군중의 환희와 비탄이 농밀한 아날로그 사운드로 되살아납니다. 당대 최고의 지휘자들과 명문 오페라 극장 합창단이 빚어낸 이 음향의 파노라마는 단순한 모음곡집을 넘어 무대 예술의 가장 찬란한 순간들을 관통하는 깊은 감동의 여정을 선사합니다. 한 편의 서사시처럼 굽이치는 웅장한 선율은 고단한 일상을 잊게 하고, 영혼을 정화하는 벅찬 카타르시스를 안겨줍니다.</w:t>
+        <w:t>오페라라는 거대한 종합 예술의 무대에서, 독창자의 아리아가 인간 개인의 내밀한 욕망과 비극적 번민을 투영한다면, 합창(Chorus)은 역사의 도도한 물결이자 운명에 맞서는 민중의 거대한 호흡입니다. 본 음반 《Great Opera Choruses》는 클래식 음악사에서 가장 극적이고 찬란했던 순간들을 한데 엮어낸 불멸의 성악 선집입니다. 주세페 베르디의 비통한 민족적 염원에서부터 리하르트 바그너의 숭고한 구원, 그리고 조르주 비제와 피에트로 마스카니가 포착한 삶의 원초적 열정에 이르기까지, 서양 오페라 황금기를 수놓았던 위대한 합창 명곡들이 파노라마처럼 장엄하게 펼쳐집니다.</w:t>
+      </w:r>
+    </w:p>
+    <w:p>
+      <w:pPr>
+        <w:spacing w:line="324" w:lineRule="auto" w:after="120"/>
+      </w:pPr>
+      <w:r>
+        <w:rPr w:rFonts="맑은 고딕">
+          <w:rFonts w:ascii="맑은 고딕" w:hAnsi="맑은 고딕" w:eastAsia="맑은 고딕"/>
+          <w:b w:val="0"/>
+          <w:sz w:val="21"/>
+        </w:rPr>
+        <w:t>이 앨범은 당대 최고의 음반 명가들이 세계 유수의 오페라 극장—밀라노 스칼라 극장, 빈 국립 오페라, 로마 산타 체칠리아 등—에서 길어 올린 기념비적인 명연주들을 정선하여 수록하고 있습니다. 20세기 중반, 스테레오 녹음 기술의 만개와 함께 안방으로 오페라 하우스의 광활한 음향을 전달하고자 했던 엔지니어들의 집념은 이 음반을 단순한 하이라이트 모음집을 넘어, 입체적 공간감과 다이내믹의 정수를 담아낸 예술적 기록물로 승화시켰습니다. 당대 음악 애호가들에게 이 음반은 한 장의 바이닐을 통해 전 유럽의 유서 깊은 오페라 극장을 순례하는 황홀한 문화적 경험을 선사했습니다.</w:t>
+      </w:r>
+    </w:p>
+    <w:p>
+      <w:pPr>
+        <w:spacing w:line="324" w:lineRule="auto" w:after="120"/>
+      </w:pPr>
+      <w:r>
+        <w:rPr w:rFonts="맑은 고딕">
+          <w:rFonts w:ascii="맑은 고딕" w:hAnsi="맑은 고딕" w:eastAsia="맑은 고딕"/>
+          <w:b w:val="0"/>
+          <w:sz w:val="21"/>
+        </w:rPr>
+        <w:t>이 음반에 깃든 예술적 철학은 '연대와 승화'입니다. 수십, 수백 명의 합창 단원이 토해내는 일치된 음성은 인간 존재의 연약함을 넘어선 집단적 숭고미를 완성합니다. 압제 속에서도 존엄을 잃지 않는 히브리 노예들의 탄식, 구원을 갈망하며 고행의 길을 걷는 순례자들의 기도, 그리고 봄날의 부활을 찬미하는 시골 성도들의 신앙심은 시대를 초월하여 듣는 이의 심장에 깊은 파문을 남깁니다. 세월이 흘러도 바래지 않는 이 합창의 미학은 번잡한 일상을 살아가는 현대인들에게 인간의 목소리가 빚어낼 수 있는 가장 거룩한 위로와 장엄한 카타르시스를 변함없이 전해줍니다.</w:t>
       </w:r>
     </w:p>
     <w:p>
@@ -168,7 +187,7 @@
           <w:b w:val="0"/>
           <w:sz w:val="21"/>
         </w:rPr>
-        <w:t>클래식 레코드의 황금기를 주도했던 메이저 음반사가 당대 최고의 전속 오페라 극장 합창단 및 오케스트라의 역사적 명연들을 엄선하여 기획·발매한 명반입니다. 오페라 전곡 음반 중에서도 음향적 완성도와 예술적 성취가 가장 뛰어난 합창 트랙만을 아날로그 마스터 테이프에서 정밀하게 리마스터링하여 수록하였습니다.</w:t>
+        <w:t>20세기 클래식 스테레오 황금기(1960~70년대) 유럽 및 영미권 메이저 음반사에서 기획·발매한 역사적 오페라 합창 컴필레이션 음반으로, 세계 유수 오페라 극장 전속 합창단과 정상급 오케스트라의 정통 마스터 테이프 음원을 엄선하여 수록함.</w:t>
       </w:r>
     </w:p>
     <w:p>
@@ -199,7 +218,7 @@
           <w:b w:val="0"/>
           <w:sz w:val="21"/>
         </w:rPr>
-        <w:t>발매 당시 클래식 애호가는 물론 교양 음악을 갈망하던 대중들에게 폭발적인 사랑을 받으며 장기간 클래식 LP 베스트셀러 상위권을 지켰습니다. 전 세계적으로 수십만 장 이상의 판매고를 올리며 오페라 입문자들에게는 필청 음반으로, 오디오파일들에게는 탁월한 데모 디스크로 확고히 자리 잡았습니다.</w:t>
+        <w:t>발매 직후 클래식 애호가뿐만 아니라 입문자들에게 폭발적인 사랑을 받으며 장기 베스트셀러를 기록하였고, 오페라 합창 분야의 독보적인 스테디셀러로 전 세계 수많은 가정의 음반장에 비치된 명반임.</w:t>
       </w:r>
     </w:p>
     <w:p>
@@ -230,7 +249,7 @@
           <w:b w:val="0"/>
           <w:sz w:val="21"/>
         </w:rPr>
-        <w:t>수록된 각 악장의 원반들은 발매 당시 프랑스 ACC 디스크 대상(Grand Prix du Disque), 영국 그라모폰(Gramophone) 어워드 등 세계 유수의 음반상을 휩쓸며 비평계로부터 불멸의 명연으로 공인받았습니다.</w:t>
+        <w:t>수록된 오리지널 전곡 전집들이 그라모폰(Gramophone) 상, 에디슨(Edison) 어워드, 디아파종 도르(Diapason d'Or) 등 세계 유수의 클래식 음반상을 석권하며 역사적 권위와 예술성을 공인받음.</w:t>
       </w:r>
     </w:p>
     <w:p>
@@ -275,7 +294,7 @@
           <w:b w:val="0"/>
           <w:sz w:val="21"/>
         </w:rPr>
-        <w:t>다국적 (이탈리아, 독일, 오스트리아, 영국 등 유럽 유수 명문 극장 연합)</w:t>
+        <w:t>다국적 (이탈리아, 오스트리아, 독일, 프랑스, 영국 등 유럽 정상급 오페라 극장 연합)</w:t>
       </w:r>
     </w:p>
     <w:p>
@@ -306,7 +325,7 @@
           <w:b w:val="0"/>
           <w:sz w:val="21"/>
         </w:rPr>
-        <w:t>해당 없음 (클래식 황금기 거장 및 오페라 연주 단체 아카이브)</w:t>
+        <w:t>19세기 낭만주의 오페라 황금기 작품군 및 20세기 중·후반 녹음</w:t>
       </w:r>
     </w:p>
     <w:p>
@@ -337,7 +356,7 @@
           <w:b w:val="0"/>
           <w:sz w:val="21"/>
         </w:rPr>
-        <w:t>세계 정상급 오페라 극장 합창단 및 심포니 오케스트라</w:t>
+        <w:t>연합 앙상블 (라 스칼라 극장, 빈 국립 오페라, 코벤트 가든 등 유수의 합창단 및 오케스트라)</w:t>
       </w:r>
     </w:p>
     <w:p>
@@ -368,7 +387,7 @@
           <w:b w:val="0"/>
           <w:sz w:val="21"/>
         </w:rPr>
-        <w:t>라 스칼라 극장, 빈 국립 오페라, 코벤트 가든 왕립 오페라 등 유럽 오페라 역사를 이끌어온 정상급 합창단과 전설적인 거장 지휘자들이 대거 참여하였습니다. 수십 명에서 백여 명에 이르는 합창 단원들이 뿜어내는 일체화된 하모니와 완벽한 다이내믹 컨트롤은 오페라 합창이 도달할 수 있는 미학적 정점을 유감없이 보여줍니다. 이들이 빚어낸 소리의 결은 후대의 어떤 디지털 녹음으로도 쉽게 대체할 수 없는 찬란한 음악적 위상을 지닙니다.</w:t>
+        <w:t>서양 음악사의 정점에 선 거장 지휘자들과 전설적인 합창 지휘자들의 조련 아래 완성된 세계 최고의 오페라 합창단들입니다. 완벽한 앙상블, 풍부한 배음, 극적인 표현력을 겸비하여 오페라의 드라마를 완성하는 독보적인 음악적 위상을 지니고 있습니다.</w:t>
       </w:r>
     </w:p>
     <w:p>
@@ -413,7 +432,7 @@
           <w:b w:val="0"/>
           <w:sz w:val="21"/>
         </w:rPr>
-        <w:t>독창자의 아리아에 집중되던 대중적 오페라 감상의 지평을 '합창'이라는 거대한 음악적 서사로 확장시킨 교량 역할을 한 앨범입니다. 오페라사에서 가장 극적이고 상징적인 합창곡들을 한데 엮음으로써, 19세기 낭만주의 오페라가 지향했던 집단적 카타르시스와 관현악적 스케일을 단번에 조망할 수 있는 사료적 가치를 지닙니다.</w:t>
+        <w:t>단편적인 아리아 중심의 감상을 넘어 오페라의 숨은 주인공인 '합창'의 진가를 대중화한 기념비적 기획 음반입니다. 대편성 성악과 오케스트라가 빚어내는 다이내믹 레인지를 아날로그 음골에 섬세하게 각인시켜 오디오파일적 완성도와 음악사적 가치를 동시에 입증했습니다.</w:t>
       </w:r>
     </w:p>
     <w:p>
@@ -444,7 +463,7 @@
           <w:b w:val="0"/>
           <w:sz w:val="21"/>
         </w:rPr>
-        <w:t>거실 한편에 턴테이블을 갖추고 품격 있는 클래식 음악을 향유하는 것이 지적·정서적 풍요의 상징이던 아날로그 황금기의 낭만이 깃들어 있습니다. 격동과 산업화의 시대를 살아내던 음악 애호가들에게 오페라 합창 특유의 웅장한 집단적 에너지는 고단한 현실을 위로하고 가슴 벅찬 용기를 건네던 따스한 안식처였습니다.</w:t>
+        <w:t>제2차 세계대전 이후 문화적 르네상스를 갈망하던 20세기 중반, 대중에게 고전 예술의 숭고함을 일깨워준 역사적 흔적입니다. 당대 가정마다 턴테이블이 보급되던 시절, 거실을 장엄한 오페라 극장으로 변모시키며 세파에 지친 청춘과 시민들의 영혼을 따뜻하게 어루만져 주었던 낭만의 공기가 고스란히 배어 있습니다.</w:t>
       </w:r>
     </w:p>
     <w:p>
@@ -489,7 +508,7 @@
           <w:b w:val="0"/>
           <w:sz w:val="21"/>
         </w:rPr>
-        <w:t>베르디의 《나부코》 중 '히브리 노예들의 합창(Va, pensiero)'은 조국을 잃은 민족의 비애와 희망을 절제되면서도 가슴 저릿한 서정성으로 그려내며, 《일 트로바토레》의 '대장간의 합창'은 타악기와 합창이 어우러져 폭발적인 리듬감을 뿜어냅니다. 또한 바그너의 《탄호이저》 중 '순례자의 합창'은 엄숙하면서도 성스러운 신비로움을 자아내며, 비제의 《카르멘》이나 마스카니의 《카발레리아 루스티카나》의 부활절 합창에 이르기까지 전 곡이 드라마틱한 기승전결을 이룹니다.</w:t>
+        <w:t>베르디 《나부코》 중 조국을 잃은 슬픔과 희망을 서정적으로 노래한 '히브리 노예들의 합창(Va, pensiero)', 바그너 《탄호이저》 중 영혼의 정화를 노래하는 장엄한 '순례자의 합창(Pilgrims' Chorus)', 마스카니 《카발레리아 루스티카나》의 눈부시게 서정적인 '부활절 찬송(Easter Hymn)' 등 인간 성악의 극치를 보여주는 불후의 명작들이 밀도 있게 이어집니다.</w:t>
       </w:r>
     </w:p>
     <w:p>
@@ -520,7 +539,7 @@
           <w:b w:val="0"/>
           <w:sz w:val="21"/>
         </w:rPr>
-        <w:t>진공관 앰프의 온기 어린 질감과 턴테이블의 카트리지가 만났을 때, 합창 단원들의 호흡 하나하나와 무대의 깊이감이 놀라운 입체감(Soundstage)으로 피어납니다. 대편성 합창이 포르티시모로 치닫는 순간에도 아날로그 바이닐 특유의 자연스러운 다이내믹 레인지와 두터운 중역대가 자극적이지 않고 풍성하게 공간을 채우므로, 조명을 낮추고 온전히 볼륨을 높여 감상하시기를 권합니다.</w:t>
+        <w:t>진공관 앰프의 풍성한 온기 속에서 수십 명의 성악가가 뿜어내는 호흡과 잔향이 놀랍도록 자연스럽게 펼쳐집니다. 고음역의 치찰음 없이 유려하게 뻗어나가는 소프라노 파트와 묵직하게 바닥을 울리는 베이스 파트의 질감, 그리고 무대 좌우와 앞뒤로 맺히는 음장감(Soundstage)에 집중하여 감상하시기를 권합니다.</w:t>
       </w:r>
     </w:p>
     <w:p>
@@ -551,7 +570,7 @@
           <w:b w:val="0"/>
           <w:sz w:val="21"/>
         </w:rPr>
-        <w:t>세계적인 명문 오페라 합창단의 전성기적 기량을 단 한 장의 LP로 완벽하게 소장할 수 있다는 점에서 대체 불가능한 아날로그 명반입니다. 음반 표지의 고풍스러운 아우라와 더불어 세월이 흐를수록 깊이를 더해가는 오페라 합창의 숭고한 미학은 정통 바이닐 컬렉터의 서가를 더욱 격조 높게 빛내줄 보물입니다.</w:t>
+        <w:t>거대한 스케일의 합창 예술을 가장 완벽한 아날로그 사운드로 감상할 수 있는 필청반입니다. 오페라 애호가에게는 영원한 레퍼토리의 향연을, LP 컬렉터에게는 아날로그 녹음 특유의 광활한 다이내믹과 깊이 있는 배음을 확인할 수 있는 귀중한 음향적 자산으로서 높은 소장 가치를 지닙니다.</w:t>
       </w:r>
     </w:p>
     <w:p>
@@ -565,7 +584,7 @@
           <w:color w:val="4338CA"/>
           <w:sz w:val="21"/>
         </w:rPr>
-        <w:t>이 음반을 통해 수많은 영혼이 한목소리로 빚어낸 거대한 감동과 전율의 순간이 전해주는 감동을 다시 한번 경험해 보시는 것은 어떨까요?</w:t>
+        <w:t>이 음반을 통해 수백 년 오페라의 역사와 거대한 합창이 빚어내는 숭고한 영혼의 전율이 전해주는 감동을 다시 한번 경험해 보시는 것은 어떨까요?</w:t>
       </w:r>
     </w:p>
     <w:sectPr>
